--- a/fomo_two_papers/deliverables/paper2/Paper2_Questionnaire.docx
+++ b/fomo_two_papers/deliverables/paper2/Paper2_Questionnaire.docx
@@ -42,7 +42,7 @@
       <w:pPr>
         <w:keepNext/>
         <w:bidi/>
-        <w:spacing w:before="160" w:after="80" w:line="240" w:lineRule="auto"/>
+        <w:spacing w:before="110" w:after="50" w:line="240" w:lineRule="auto"/>
         <w:jc w:val="left"/>
       </w:pPr>
       <w:r>
@@ -60,7 +60,7 @@
     <w:p>
       <w:pPr>
         <w:bidi/>
-        <w:spacing w:before="0" w:after="80" w:line="240" w:lineRule="auto"/>
+        <w:spacing w:before="0" w:after="50" w:line="240" w:lineRule="auto"/>
         <w:ind w:firstLine="360"/>
         <w:jc w:val="both"/>
       </w:pPr>
@@ -117,7 +117,7 @@
     <w:p>
       <w:pPr>
         <w:bidi/>
-        <w:spacing w:before="0" w:after="80" w:line="240" w:lineRule="auto"/>
+        <w:spacing w:before="0" w:after="50" w:line="240" w:lineRule="auto"/>
         <w:jc w:val="both"/>
       </w:pPr>
       <w:r>
@@ -175,7 +175,7 @@
       <w:pPr>
         <w:keepNext/>
         <w:bidi/>
-        <w:spacing w:before="160" w:after="80" w:line="240" w:lineRule="auto"/>
+        <w:spacing w:before="110" w:after="50" w:line="240" w:lineRule="auto"/>
         <w:jc w:val="left"/>
       </w:pPr>
       <w:r>
@@ -833,7 +833,7 @@
       <w:pPr>
         <w:keepNext/>
         <w:bidi/>
-        <w:spacing w:before="160" w:after="80" w:line="240" w:lineRule="auto"/>
+        <w:spacing w:before="110" w:after="50" w:line="240" w:lineRule="auto"/>
         <w:jc w:val="left"/>
       </w:pPr>
       <w:r>
@@ -851,7 +851,7 @@
     <w:p>
       <w:pPr>
         <w:bidi/>
-        <w:spacing w:before="0" w:after="80" w:line="240" w:lineRule="auto"/>
+        <w:spacing w:before="0" w:after="50" w:line="240" w:lineRule="auto"/>
         <w:jc w:val="both"/>
       </w:pPr>
       <w:r>
@@ -879,7 +879,7 @@
       <w:pPr>
         <w:keepNext/>
         <w:bidi/>
-        <w:spacing w:before="160" w:after="80" w:line="240" w:lineRule="auto"/>
+        <w:spacing w:before="110" w:after="50" w:line="240" w:lineRule="auto"/>
         <w:jc w:val="left"/>
       </w:pPr>
       <w:r>
@@ -1804,7 +1804,7 @@
       <w:pPr>
         <w:keepNext/>
         <w:bidi/>
-        <w:spacing w:before="160" w:after="80" w:line="240" w:lineRule="auto"/>
+        <w:spacing w:before="110" w:after="50" w:line="240" w:lineRule="auto"/>
         <w:jc w:val="left"/>
       </w:pPr>
       <w:r>
@@ -2729,7 +2729,7 @@
       <w:pPr>
         <w:keepNext/>
         <w:bidi/>
-        <w:spacing w:before="160" w:after="80" w:line="240" w:lineRule="auto"/>
+        <w:spacing w:before="110" w:after="50" w:line="240" w:lineRule="auto"/>
         <w:jc w:val="left"/>
       </w:pPr>
       <w:r>
@@ -3813,7 +3813,7 @@
       <w:pPr>
         <w:keepNext/>
         <w:bidi/>
-        <w:spacing w:before="160" w:after="80" w:line="240" w:lineRule="auto"/>
+        <w:spacing w:before="110" w:after="50" w:line="240" w:lineRule="auto"/>
         <w:jc w:val="left"/>
       </w:pPr>
       <w:r>
@@ -5056,7 +5056,7 @@
       <w:pPr>
         <w:keepNext/>
         <w:bidi/>
-        <w:spacing w:before="160" w:after="80" w:line="240" w:lineRule="auto"/>
+        <w:spacing w:before="110" w:after="50" w:line="240" w:lineRule="auto"/>
         <w:jc w:val="left"/>
       </w:pPr>
       <w:r>
@@ -5981,7 +5981,7 @@
       <w:pPr>
         <w:keepNext/>
         <w:bidi/>
-        <w:spacing w:before="160" w:after="80" w:line="240" w:lineRule="auto"/>
+        <w:spacing w:before="110" w:after="50" w:line="240" w:lineRule="auto"/>
         <w:jc w:val="left"/>
       </w:pPr>
       <w:r>
@@ -7065,7 +7065,7 @@
       <w:pPr>
         <w:keepNext/>
         <w:bidi/>
-        <w:spacing w:before="160" w:after="80" w:line="240" w:lineRule="auto"/>
+        <w:spacing w:before="110" w:after="50" w:line="240" w:lineRule="auto"/>
         <w:jc w:val="left"/>
       </w:pPr>
       <w:r>
@@ -8148,7 +8148,7 @@
     <w:p>
       <w:pPr>
         <w:bidi/>
-        <w:spacing w:before="0" w:after="80" w:line="240" w:lineRule="auto"/>
+        <w:spacing w:before="0" w:after="50" w:line="240" w:lineRule="auto"/>
         <w:jc w:val="both"/>
       </w:pPr>
       <w:r>
@@ -8175,7 +8175,7 @@
     <w:p>
       <w:pPr>
         <w:bidi/>
-        <w:spacing w:before="0" w:after="80" w:line="240" w:lineRule="auto"/>
+        <w:spacing w:before="0" w:after="50" w:line="240" w:lineRule="auto"/>
         <w:jc w:val="center"/>
       </w:pPr>
       <w:r>
@@ -8215,7 +8215,7 @@
       <w:pPr>
         <w:keepNext/>
         <w:bidi/>
-        <w:spacing w:before="160" w:after="80" w:line="240" w:lineRule="auto"/>
+        <w:spacing w:before="110" w:after="50" w:line="240" w:lineRule="auto"/>
         <w:jc w:val="left"/>
       </w:pPr>
       <w:r>
@@ -9058,7 +9058,7 @@
     <w:p>
       <w:pPr>
         <w:bidi/>
-        <w:spacing w:before="0" w:after="80" w:line="240" w:lineRule="auto"/>
+        <w:spacing w:before="0" w:after="50" w:line="240" w:lineRule="auto"/>
         <w:jc w:val="both"/>
       </w:pPr>
       <w:r>
@@ -9086,7 +9086,7 @@
       <w:pPr>
         <w:keepNext/>
         <w:bidi/>
-        <w:spacing w:before="160" w:after="80" w:line="240" w:lineRule="auto"/>
+        <w:spacing w:before="110" w:after="50" w:line="240" w:lineRule="auto"/>
         <w:jc w:val="left"/>
       </w:pPr>
       <w:r>
@@ -9104,7 +9104,7 @@
     <w:p>
       <w:pPr>
         <w:bidi/>
-        <w:spacing w:before="0" w:after="80" w:line="240" w:lineRule="auto"/>
+        <w:spacing w:before="0" w:after="50" w:line="240" w:lineRule="auto"/>
         <w:jc w:val="both"/>
       </w:pPr>
       <w:r>
@@ -10182,7 +10182,7 @@
     <w:p>
       <w:pPr>
         <w:bidi/>
-        <w:spacing w:before="0" w:after="80" w:line="240" w:lineRule="auto"/>
+        <w:spacing w:before="0" w:after="50" w:line="240" w:lineRule="auto"/>
         <w:jc w:val="both"/>
       </w:pPr>
       <w:r>
@@ -10248,9 +10248,36 @@
     </w:p>
     <w:p>
       <w:pPr>
+        <w:bidi/>
+        <w:spacing w:before="0" w:after="50" w:line="240" w:lineRule="auto"/>
+        <w:jc w:val="both"/>
+      </w:pPr>
+      <w:r>
+        <w:rPr>
+          <w:rFonts w:ascii="Times New Roman" w:hAnsi="Times New Roman" w:cs="B Nazanin" w:eastAsia="Times New Roman"/>
+          <w:b/>
+          <w:bCs/>
+          <w:sz w:val="24"/>
+          <w:szCs w:val="24"/>
+          <w:lang w:val="en-US" w:bidi="fa-IR"/>
+        </w:rPr>
+        <w:t xml:space="preserve">تذکر روش‌شناختی:</w:t>
+      </w:r>
+      <w:r>
+        <w:rPr>
+          <w:rFonts w:ascii="Times New Roman" w:hAnsi="Times New Roman" w:cs="B Nazanin" w:eastAsia="Times New Roman"/>
+          <w:sz w:val="24"/>
+          <w:szCs w:val="24"/>
+          <w:lang w:val="en-US" w:bidi="fa-IR"/>
+        </w:rPr>
+        <w:t xml:space="preserve"> میانگین یا جمع گویه‌ها فقط برای گزارش توصیفی و بازخورد به پاسخ‌دهنده مناسب است. در مقالهٔ مربوط، همهٔ تحلیل‌ها بر پایهٔ مدل متغیر پنهان انجام شده است (هر گویه مستقیماً به سازهٔ خود متصل است و هیچ نمرهٔ ترکیبی ساخته نمی‌شود)؛ اگر نمرهٔ فردی برای هر پاسخ‌دهنده لازم باشد، نمرهٔ عاملی مبتنی بر بارهای مدل اندازه‌گیری (روش رگرسیونی) توصیه می‌شود.</w:t>
+      </w:r>
+    </w:p>
+    <w:p>
+      <w:pPr>
         <w:keepNext/>
         <w:bidi/>
-        <w:spacing w:before="160" w:after="80" w:line="240" w:lineRule="auto"/>
+        <w:spacing w:before="110" w:after="50" w:line="240" w:lineRule="auto"/>
         <w:jc w:val="left"/>
       </w:pPr>
       <w:r>
@@ -10599,7 +10626,7 @@
                 <w:szCs w:val="22"/>
                 <w:lang w:val="en-US" w:bidi="fa-IR"/>
               </w:rPr>
-              <w:t xml:space="preserve">۰٫۵۵۱</w:t>
+              <w:t xml:space="preserve">۰٫۵۵۲</w:t>
             </w:r>
           </w:p>
         </w:tc>
@@ -10763,7 +10790,7 @@
                 <w:szCs w:val="22"/>
                 <w:lang w:val="en-US" w:bidi="fa-IR"/>
               </w:rPr>
-              <w:t xml:space="preserve">۰٫۸۵۸</w:t>
+              <w:t xml:space="preserve">۰٫۸۵۹</w:t>
             </w:r>
           </w:p>
         </w:tc>
@@ -10878,7 +10905,7 @@
                 <w:szCs w:val="22"/>
                 <w:lang w:val="en-US" w:bidi="fa-IR"/>
               </w:rPr>
-              <w:t xml:space="preserve">۰٫۵۷۳</w:t>
+              <w:t xml:space="preserve">۰٫۵۷۴</w:t>
             </w:r>
           </w:p>
         </w:tc>
@@ -11026,7 +11053,7 @@
                 <w:szCs w:val="22"/>
                 <w:lang w:val="en-US" w:bidi="fa-IR"/>
               </w:rPr>
-              <w:t xml:space="preserve">۰٫۸۴۲</w:t>
+              <w:t xml:space="preserve">۰٫۸۴۰</w:t>
             </w:r>
           </w:p>
         </w:tc>
@@ -11051,7 +11078,7 @@
                 <w:szCs w:val="22"/>
                 <w:lang w:val="en-US" w:bidi="fa-IR"/>
               </w:rPr>
-              <w:t xml:space="preserve">۰٫۸۴۴</w:t>
+              <w:t xml:space="preserve">۰٫۸۴۲</w:t>
             </w:r>
           </w:p>
         </w:tc>
@@ -11076,7 +11103,7 @@
                 <w:szCs w:val="22"/>
                 <w:lang w:val="en-US" w:bidi="fa-IR"/>
               </w:rPr>
-              <w:t xml:space="preserve">۰٫۵۲۰</w:t>
+              <w:t xml:space="preserve">۰٫۵۱۶</w:t>
             </w:r>
           </w:p>
         </w:tc>
@@ -11102,7 +11129,7 @@
       <w:pPr>
         <w:keepNext/>
         <w:bidi/>
-        <w:spacing w:before="160" w:after="80" w:line="240" w:lineRule="auto"/>
+        <w:spacing w:before="110" w:after="50" w:line="240" w:lineRule="auto"/>
         <w:jc w:val="left"/>
       </w:pPr>
       <w:r>
@@ -11120,7 +11147,7 @@
     <w:p>
       <w:pPr>
         <w:bidi/>
-        <w:spacing w:before="0" w:after="80" w:line="240" w:lineRule="auto"/>
+        <w:spacing w:before="0" w:after="50" w:line="240" w:lineRule="auto"/>
         <w:jc w:val="both"/>
       </w:pPr>
       <w:r>
@@ -11147,7 +11174,7 @@
     <w:p>
       <w:pPr>
         <w:bidi/>
-        <w:spacing w:before="0" w:after="80" w:line="240" w:lineRule="auto"/>
+        <w:spacing w:before="0" w:after="50" w:line="240" w:lineRule="auto"/>
         <w:jc w:val="both"/>
       </w:pPr>
       <w:r>
@@ -11174,7 +11201,7 @@
     <w:p>
       <w:pPr>
         <w:bidi/>
-        <w:spacing w:before="0" w:after="80" w:line="240" w:lineRule="auto"/>
+        <w:spacing w:before="0" w:after="50" w:line="240" w:lineRule="auto"/>
         <w:jc w:val="both"/>
       </w:pPr>
       <w:r>
@@ -11201,7 +11228,7 @@
     <w:p>
       <w:pPr>
         <w:bidi/>
-        <w:spacing w:before="0" w:after="80" w:line="240" w:lineRule="auto"/>
+        <w:spacing w:before="0" w:after="50" w:line="240" w:lineRule="auto"/>
         <w:jc w:val="both"/>
       </w:pPr>
       <w:r>
@@ -11228,7 +11255,7 @@
     <w:p>
       <w:pPr>
         <w:bidi/>
-        <w:spacing w:before="0" w:after="80" w:line="240" w:lineRule="auto"/>
+        <w:spacing w:before="0" w:after="50" w:line="240" w:lineRule="auto"/>
         <w:jc w:val="both"/>
       </w:pPr>
       <w:r>
@@ -11255,7 +11282,7 @@
     <w:p>
       <w:pPr>
         <w:bidi/>
-        <w:spacing w:before="0" w:after="80" w:line="240" w:lineRule="auto"/>
+        <w:spacing w:before="0" w:after="50" w:line="240" w:lineRule="auto"/>
         <w:jc w:val="both"/>
       </w:pPr>
       <w:r>
@@ -11283,7 +11310,7 @@
       <w:pPr>
         <w:keepNext/>
         <w:bidi/>
-        <w:spacing w:before="160" w:after="80" w:line="240" w:lineRule="auto"/>
+        <w:spacing w:before="110" w:after="50" w:line="240" w:lineRule="auto"/>
         <w:jc w:val="left"/>
       </w:pPr>
       <w:r>
@@ -11301,7 +11328,7 @@
     <w:p>
       <w:pPr>
         <w:bidi/>
-        <w:spacing w:before="0" w:after="80" w:line="240" w:lineRule="auto"/>
+        <w:spacing w:before="0" w:after="50" w:line="240" w:lineRule="auto"/>
         <w:jc w:val="both"/>
       </w:pPr>
       <w:r>
@@ -14264,7 +14291,7 @@
       <w:pPr>
         <w:keepNext/>
         <w:bidi/>
-        <w:spacing w:before="160" w:after="80" w:line="240" w:lineRule="auto"/>
+        <w:spacing w:before="110" w:after="50" w:line="240" w:lineRule="auto"/>
         <w:jc w:val="left"/>
       </w:pPr>
       <w:r>
@@ -14281,7 +14308,7 @@
     </w:p>
     <w:p>
       <w:pPr>
-        <w:spacing w:before="0" w:after="60" w:line="240" w:lineRule="auto"/>
+        <w:spacing w:before="0" w:after="30" w:line="240" w:lineRule="auto"/>
         <w:jc w:val="left"/>
       </w:pPr>
       <w:r>
@@ -14296,7 +14323,7 @@
     </w:p>
     <w:p>
       <w:pPr>
-        <w:spacing w:before="0" w:after="60" w:line="240" w:lineRule="auto"/>
+        <w:spacing w:before="0" w:after="30" w:line="240" w:lineRule="auto"/>
         <w:jc w:val="left"/>
       </w:pPr>
       <w:r>
@@ -14311,7 +14338,7 @@
     </w:p>
     <w:p>
       <w:pPr>
-        <w:spacing w:before="0" w:after="60" w:line="240" w:lineRule="auto"/>
+        <w:spacing w:before="0" w:after="30" w:line="240" w:lineRule="auto"/>
         <w:jc w:val="left"/>
       </w:pPr>
       <w:r>
@@ -14326,7 +14353,7 @@
     </w:p>
     <w:p>
       <w:pPr>
-        <w:spacing w:before="0" w:after="60" w:line="240" w:lineRule="auto"/>
+        <w:spacing w:before="0" w:after="30" w:line="240" w:lineRule="auto"/>
         <w:jc w:val="left"/>
       </w:pPr>
       <w:r>
@@ -14341,7 +14368,7 @@
     </w:p>
     <w:p>
       <w:pPr>
-        <w:spacing w:before="0" w:after="60" w:line="240" w:lineRule="auto"/>
+        <w:spacing w:before="0" w:after="30" w:line="240" w:lineRule="auto"/>
         <w:jc w:val="left"/>
       </w:pPr>
       <w:r>
@@ -14356,7 +14383,7 @@
     </w:p>
     <w:p>
       <w:pPr>
-        <w:spacing w:before="0" w:after="60" w:line="240" w:lineRule="auto"/>
+        <w:spacing w:before="0" w:after="30" w:line="240" w:lineRule="auto"/>
         <w:jc w:val="left"/>
       </w:pPr>
       <w:r>
@@ -14371,7 +14398,7 @@
     </w:p>
     <w:p>
       <w:pPr>
-        <w:spacing w:before="0" w:after="60" w:line="240" w:lineRule="auto"/>
+        <w:spacing w:before="0" w:after="30" w:line="240" w:lineRule="auto"/>
         <w:jc w:val="left"/>
       </w:pPr>
       <w:r>
@@ -14386,7 +14413,7 @@
     </w:p>
     <w:p>
       <w:pPr>
-        <w:spacing w:before="0" w:after="60" w:line="240" w:lineRule="auto"/>
+        <w:spacing w:before="0" w:after="30" w:line="240" w:lineRule="auto"/>
         <w:jc w:val="left"/>
       </w:pPr>
       <w:r>
@@ -14401,7 +14428,7 @@
     </w:p>
     <w:p>
       <w:pPr>
-        <w:spacing w:before="0" w:after="60" w:line="240" w:lineRule="auto"/>
+        <w:spacing w:before="0" w:after="30" w:line="240" w:lineRule="auto"/>
         <w:jc w:val="left"/>
       </w:pPr>
       <w:r>
@@ -14416,7 +14443,7 @@
     </w:p>
     <w:p>
       <w:pPr>
-        <w:spacing w:before="0" w:after="60" w:line="240" w:lineRule="auto"/>
+        <w:spacing w:before="0" w:after="30" w:line="240" w:lineRule="auto"/>
         <w:jc w:val="left"/>
       </w:pPr>
       <w:r>
@@ -14431,7 +14458,7 @@
     </w:p>
     <w:p>
       <w:pPr>
-        <w:spacing w:before="0" w:after="60" w:line="240" w:lineRule="auto"/>
+        <w:spacing w:before="0" w:after="30" w:line="240" w:lineRule="auto"/>
         <w:jc w:val="left"/>
       </w:pPr>
       <w:r>
@@ -14446,7 +14473,7 @@
     </w:p>
     <w:p>
       <w:pPr>
-        <w:spacing w:before="0" w:after="60" w:line="240" w:lineRule="auto"/>
+        <w:spacing w:before="0" w:after="30" w:line="240" w:lineRule="auto"/>
         <w:jc w:val="left"/>
       </w:pPr>
       <w:r>
@@ -14461,7 +14488,7 @@
     </w:p>
     <w:p>
       <w:pPr>
-        <w:spacing w:before="0" w:after="60" w:line="240" w:lineRule="auto"/>
+        <w:spacing w:before="0" w:after="30" w:line="240" w:lineRule="auto"/>
         <w:jc w:val="left"/>
       </w:pPr>
       <w:r>
@@ -14476,7 +14503,7 @@
     </w:p>
     <w:p>
       <w:pPr>
-        <w:spacing w:before="0" w:after="60" w:line="240" w:lineRule="auto"/>
+        <w:spacing w:before="0" w:after="30" w:line="240" w:lineRule="auto"/>
         <w:jc w:val="left"/>
       </w:pPr>
       <w:r>
@@ -14491,7 +14518,7 @@
     </w:p>
     <w:p>
       <w:pPr>
-        <w:spacing w:before="0" w:after="60" w:line="240" w:lineRule="auto"/>
+        <w:spacing w:before="0" w:after="30" w:line="240" w:lineRule="auto"/>
         <w:jc w:val="left"/>
       </w:pPr>
       <w:r>
@@ -14506,7 +14533,7 @@
     </w:p>
     <w:p>
       <w:pPr>
-        <w:spacing w:before="0" w:after="60" w:line="240" w:lineRule="auto"/>
+        <w:spacing w:before="0" w:after="30" w:line="240" w:lineRule="auto"/>
         <w:jc w:val="left"/>
       </w:pPr>
       <w:r>
@@ -14521,7 +14548,7 @@
     </w:p>
     <w:p>
       <w:pPr>
-        <w:spacing w:before="0" w:after="60" w:line="240" w:lineRule="auto"/>
+        <w:spacing w:before="0" w:after="30" w:line="240" w:lineRule="auto"/>
         <w:jc w:val="left"/>
       </w:pPr>
       <w:r>
@@ -14536,7 +14563,7 @@
     </w:p>
     <w:p>
       <w:pPr>
-        <w:spacing w:before="0" w:after="60" w:line="240" w:lineRule="auto"/>
+        <w:spacing w:before="0" w:after="30" w:line="240" w:lineRule="auto"/>
         <w:jc w:val="left"/>
       </w:pPr>
       <w:r>
@@ -14551,7 +14578,7 @@
     </w:p>
     <w:p>
       <w:pPr>
-        <w:spacing w:before="0" w:after="60" w:line="240" w:lineRule="auto"/>
+        <w:spacing w:before="0" w:after="30" w:line="240" w:lineRule="auto"/>
         <w:jc w:val="left"/>
       </w:pPr>
       <w:r>
@@ -14566,7 +14593,7 @@
     </w:p>
     <w:p>
       <w:pPr>
-        <w:spacing w:before="0" w:after="60" w:line="240" w:lineRule="auto"/>
+        <w:spacing w:before="0" w:after="30" w:line="240" w:lineRule="auto"/>
         <w:jc w:val="left"/>
       </w:pPr>
       <w:r>
